--- a/Recomendacoes_Site_ARCK1PRO.docx
+++ b/Recomendacoes_Site_ARCK1PRO.docx
@@ -4061,7 +4061,7 @@
                 <w:sz w:val="18"/>
                 <w:szCs w:val="18"/>
               </w:rPr>
-              <w:t xml:space="preserve">WhatsApp: +55 47 9 9145-8708</w:t>
+              <w:t xml:space="preserve">WhatsApp: +55 47 9 9286-4926</w:t>
             </w:r>
           </w:p>
           <w:p>
@@ -6269,7 +6269,7 @@
                 <w:sz w:val="18"/>
                 <w:szCs w:val="18"/>
               </w:rPr>
-              <w:t xml:space="preserve">Contato ARCK1PRO · Porto Belo SC · WhatsApp (47) 99145-8708</w:t>
+              <w:t xml:space="preserve">Contato ARCK1PRO · Porto Belo SC · WhatsApp (47) 99286-4926</w:t>
             </w:r>
           </w:p>
         </w:tc>
@@ -9383,7 +9383,7 @@
                 <w:sz w:val="18"/>
                 <w:szCs w:val="18"/>
               </w:rPr>
-              <w:t xml:space="preserve">        "telephone": "+55-47-99145-8708",</w:t>
+              <w:t xml:space="preserve">        "telephone": "+55-47-99286-4926",</w:t>
             </w:r>
           </w:p>
           <w:p>
@@ -12344,7 +12344,7 @@
                 <w:sz w:val="18"/>
                 <w:szCs w:val="18"/>
               </w:rPr>
-              <w:t xml:space="preserve">https://wa.me/5547991458708?text=Ol%C3%A1.%20Cheguei%20pelo%20site%20da%20ARCK1PRO%20e%20gostaria%20de%20conhecer%20o%20ARI.</w:t>
+              <w:t xml:space="preserve">https://wa.me/5547992864926?text=Ol%C3%A1.%20Cheguei%20pelo%20site%20da%20ARCK1PRO%20e%20gostaria%20de%20conhecer%20o%20ARI.</w:t>
             </w:r>
           </w:p>
         </w:tc>
